--- a/docs/data_profiling_notes_fresh_produce.docx
+++ b/docs/data_profiling_notes_fresh_produce.docx
@@ -11877,6 +11877,62 @@
               <w:pStyle w:val="Compact"/>
             </w:pPr>
             <w:r>
+              <w:t xml:space="preserve">product_id</w:t>
+            </w:r>
+          </w:p>
+        </w:tc>
+        <w:tc>
+          <w:tcPr/>
+          <w:p>
+            <w:pPr>
+              <w:pStyle w:val="Compact"/>
+            </w:pPr>
+            <w:r>
+              <w:t xml:space="preserve">Products picked in only one shift (found in cleaning)</w:t>
+            </w:r>
+          </w:p>
+        </w:tc>
+        <w:tc>
+          <w:tcPr/>
+          <w:p>
+            <w:pPr>
+              <w:pStyle w:val="Compact"/>
+            </w:pPr>
+            <w:r>
+              <w:t xml:space="preserve">3 products, 432 picks</w:t>
+            </w:r>
+          </w:p>
+        </w:tc>
+        <w:tc>
+          <w:tcPr/>
+          <w:p>
+            <w:pPr>
+              <w:pStyle w:val="Compact"/>
+            </w:pPr>
+            <w:r>
+              <w:rPr>
+                <w:b/>
+                <w:bCs/>
+              </w:rPr>
+              <w:t xml:space="preserve">Decided (D30):</w:t>
+            </w:r>
+            <w:r>
+              <w:t xml:space="preserve"> </w:t>
+            </w:r>
+            <w:r>
+              <w:t xml:space="preserve">flag; exclude from product comparisons</w:t>
+            </w:r>
+          </w:p>
+        </w:tc>
+      </w:tr>
+      <w:tr>
+        <w:tc>
+          <w:tcPr/>
+          <w:p>
+            <w:pPr>
+              <w:pStyle w:val="Compact"/>
+            </w:pPr>
+            <w:r>
               <w:t xml:space="preserve">calweek</w:t>
             </w:r>
           </w:p>
@@ -12160,7 +12216,7 @@
       </w:tr>
     </w:tbl>
     <w:bookmarkEnd w:id="69"/>
-    <w:bookmarkStart w:id="101" w:name="decisions-log"/>
+    <w:bookmarkStart w:id="102" w:name="decisions-log"/>
     <w:p>
       <w:pPr>
         <w:pStyle w:val="Heading1"/>
@@ -13189,6 +13245,41 @@
             </w:pPr>
             <w:r>
               <w:t xml:space="preserve">Flag the partial first and last shifts; exclude them from shift-level comparisons</w:t>
+            </w:r>
+          </w:p>
+        </w:tc>
+      </w:tr>
+      <w:tr>
+        <w:tc>
+          <w:tcPr/>
+          <w:p>
+            <w:pPr>
+              <w:pStyle w:val="Compact"/>
+            </w:pPr>
+            <w:r>
+              <w:t xml:space="preserve">D30</w:t>
+            </w:r>
+          </w:p>
+        </w:tc>
+        <w:tc>
+          <w:tcPr/>
+          <w:p>
+            <w:pPr>
+              <w:pStyle w:val="Compact"/>
+            </w:pPr>
+            <w:r>
+              <w:t xml:space="preserve">Product ID</w:t>
+            </w:r>
+          </w:p>
+        </w:tc>
+        <w:tc>
+          <w:tcPr/>
+          <w:p>
+            <w:pPr>
+              <w:pStyle w:val="Compact"/>
+            </w:pPr>
+            <w:r>
+              <w:t xml:space="preserve">Flag products picked in only one shift; exclude them from product comparisons (found during cleaning)</w:t>
             </w:r>
           </w:p>
         </w:tc>
@@ -27238,6 +27329,72 @@
         <w:t xml:space="preserve">flag. Shift-level queries and visuals filter on complete shifts (19 shifts).</w:t>
       </w:r>
     </w:p>
+    <w:bookmarkEnd w:id="100"/>
+    <w:bookmarkStart w:id="101" w:name="X865a4962e628224061234e9faece93f480a456f"/>
+    <w:p>
+      <w:pPr>
+        <w:pStyle w:val="Heading2"/>
+      </w:pPr>
+      <w:r>
+        <w:t xml:space="preserve">D30. Flag products picked in only one shift (found during cleaning)</w:t>
+      </w:r>
+    </w:p>
+    <w:p>
+      <w:pPr>
+        <w:pStyle w:val="FirstParagraph"/>
+      </w:pPr>
+      <w:r>
+        <w:rPr>
+          <w:b/>
+          <w:bCs/>
+        </w:rPr>
+        <w:t xml:space="preserve">Decision:</w:t>
+      </w:r>
+      <w:r>
+        <w:t xml:space="preserve"> </w:t>
+      </w:r>
+      <w:r>
+        <w:t xml:space="preserve">flag products whose picks all come from</w:t>
+      </w:r>
+      <w:r>
+        <w:t xml:space="preserve"> </w:t>
+      </w:r>
+      <w:r>
+        <w:rPr>
+          <w:b/>
+          <w:bCs/>
+        </w:rPr>
+        <w:t xml:space="preserve">a single shift</w:t>
+      </w:r>
+      <w:r>
+        <w:t xml:space="preserve"> </w:t>
+      </w:r>
+      <w:r>
+        <w:t xml:space="preserve">(e.g. </w:t>
+      </w:r>
+      <w:r>
+        <w:rPr>
+          <w:rStyle w:val="VerbatimChar"/>
+        </w:rPr>
+        <w:t xml:space="preserve">is_one_shift_product</w:t>
+      </w:r>
+      <w:r>
+        <w:t xml:space="preserve">) and exclude them from</w:t>
+      </w:r>
+      <w:r>
+        <w:t xml:space="preserve"> </w:t>
+      </w:r>
+      <w:r>
+        <w:rPr>
+          <w:b/>
+          <w:bCs/>
+        </w:rPr>
+        <w:t xml:space="preserve">product-level comparisons</w:t>
+      </w:r>
+      <w:r>
+        <w:t xml:space="preserve">. Keep them in totals.</w:t>
+      </w:r>
+    </w:p>
     <w:p>
       <w:pPr>
         <w:pStyle w:val="BodyText"/>
@@ -27247,18 +27404,510 @@
           <w:b/>
           <w:bCs/>
         </w:rPr>
-        <w:t xml:space="preserve">All profiling decisions are complete (D1–D29).</w:t>
-      </w:r>
-      <w:r>
-        <w:t xml:space="preserve"> </w:t>
-      </w:r>
-      <w:r>
-        <w:t xml:space="preserve">Next step: apply them in data cleaning.</w:t>
-      </w:r>
-    </w:p>
-    <w:bookmarkEnd w:id="100"/>
+        <w:t xml:space="preserve">Why:</w:t>
+      </w:r>
+    </w:p>
+    <w:p>
+      <w:pPr>
+        <w:pStyle w:val="Compact"/>
+        <w:numPr>
+          <w:ilvl w:val="0"/>
+          <w:numId w:val="1157"/>
+        </w:numPr>
+      </w:pPr>
+      <w:r>
+        <w:t xml:space="preserve">This edge case was found while implementing D21 in the cleaning stage. A rule-based check (</w:t>
+      </w:r>
+      <w:r>
+        <w:t xml:space="preserve">“first seen late in the period”</w:t>
+      </w:r>
+      <w:r>
+        <w:t xml:space="preserve">) caught a product that profiling had not flagged.</w:t>
+      </w:r>
+    </w:p>
+    <w:p>
+      <w:pPr>
+        <w:pStyle w:val="Compact"/>
+        <w:numPr>
+          <w:ilvl w:val="0"/>
+          <w:numId w:val="1157"/>
+        </w:numPr>
+      </w:pPr>
+      <w:r>
+        <w:t xml:space="preserve">Profiling (Product Q2–Q3) looked at</w:t>
+      </w:r>
+      <w:r>
+        <w:t xml:space="preserve"> </w:t>
+      </w:r>
+      <w:r>
+        <w:rPr>
+          <w:b/>
+          <w:bCs/>
+        </w:rPr>
+        <w:t xml:space="preserve">rarely picked</w:t>
+      </w:r>
+      <w:r>
+        <w:t xml:space="preserve"> </w:t>
+      </w:r>
+      <w:r>
+        <w:t xml:space="preserve">products (under 100 picks). These products have</w:t>
+      </w:r>
+      <w:r>
+        <w:t xml:space="preserve"> </w:t>
+      </w:r>
+      <w:r>
+        <w:rPr>
+          <w:b/>
+          <w:bCs/>
+        </w:rPr>
+        <w:t xml:space="preserve">plenty of picks</w:t>
+      </w:r>
+      <w:r>
+        <w:t xml:space="preserve">, but all from</w:t>
+      </w:r>
+      <w:r>
+        <w:t xml:space="preserve"> </w:t>
+      </w:r>
+      <w:r>
+        <w:rPr>
+          <w:b/>
+          <w:bCs/>
+        </w:rPr>
+        <w:t xml:space="preserve">one night</w:t>
+      </w:r>
+      <w:r>
+        <w:t xml:space="preserve">:</w:t>
+      </w:r>
+    </w:p>
+    <w:tbl>
+      <w:tblPr>
+        <w:tblStyle w:val="Table"/>
+        <w:tblW w:type="pct" w:w="5000"/>
+        <w:tblLayout w:type="fixed"/>
+        <w:tblLook w:firstRow="1" w:lastRow="0" w:firstColumn="0" w:lastColumn="0" w:noHBand="0" w:noVBand="0" w:val="0020"/>
+      </w:tblPr>
+      <w:tblGrid>
+        <w:gridCol w:w="1980"/>
+        <w:gridCol w:w="1980"/>
+        <w:gridCol w:w="1980"/>
+        <w:gridCol w:w="1980"/>
+      </w:tblGrid>
+      <w:tr>
+        <w:trPr>
+          <w:tblHeader w:val="on"/>
+        </w:trPr>
+        <w:tc>
+          <w:tcPr/>
+          <w:p>
+            <w:pPr>
+              <w:pStyle w:val="Compact"/>
+            </w:pPr>
+            <w:r>
+              <w:t xml:space="preserve">Product</w:t>
+            </w:r>
+          </w:p>
+        </w:tc>
+        <w:tc>
+          <w:tcPr/>
+          <w:p>
+            <w:pPr>
+              <w:pStyle w:val="Compact"/>
+            </w:pPr>
+            <w:r>
+              <w:t xml:space="preserve">Picks</w:t>
+            </w:r>
+          </w:p>
+        </w:tc>
+        <w:tc>
+          <w:tcPr/>
+          <w:p>
+            <w:pPr>
+              <w:pStyle w:val="Compact"/>
+            </w:pPr>
+            <w:r>
+              <w:t xml:space="preserve">Shifts</w:t>
+            </w:r>
+          </w:p>
+        </w:tc>
+        <w:tc>
+          <w:tcPr/>
+          <w:p>
+            <w:pPr>
+              <w:pStyle w:val="Compact"/>
+            </w:pPr>
+            <w:r>
+              <w:t xml:space="preserve">Picked on</w:t>
+            </w:r>
+          </w:p>
+        </w:tc>
+      </w:tr>
+      <w:tr>
+        <w:tc>
+          <w:tcPr/>
+          <w:p>
+            <w:pPr>
+              <w:pStyle w:val="Compact"/>
+            </w:pPr>
+            <w:r>
+              <w:rPr>
+                <w:rStyle w:val="VerbatimChar"/>
+              </w:rPr>
+              <w:t xml:space="preserve">product_170</w:t>
+            </w:r>
+          </w:p>
+        </w:tc>
+        <w:tc>
+          <w:tcPr/>
+          <w:p>
+            <w:pPr>
+              <w:pStyle w:val="Compact"/>
+            </w:pPr>
+            <w:r>
+              <w:t xml:space="preserve">223</w:t>
+            </w:r>
+          </w:p>
+        </w:tc>
+        <w:tc>
+          <w:tcPr/>
+          <w:p>
+            <w:pPr>
+              <w:pStyle w:val="Compact"/>
+            </w:pPr>
+            <w:r>
+              <w:t xml:space="preserve">1</w:t>
+            </w:r>
+          </w:p>
+        </w:tc>
+        <w:tc>
+          <w:tcPr/>
+          <w:p>
+            <w:pPr>
+              <w:pStyle w:val="Compact"/>
+            </w:pPr>
+            <w:r>
+              <w:t xml:space="preserve">19 April only</w:t>
+            </w:r>
+          </w:p>
+        </w:tc>
+      </w:tr>
+      <w:tr>
+        <w:tc>
+          <w:tcPr/>
+          <w:p>
+            <w:pPr>
+              <w:pStyle w:val="Compact"/>
+            </w:pPr>
+            <w:r>
+              <w:rPr>
+                <w:rStyle w:val="VerbatimChar"/>
+              </w:rPr>
+              <w:t xml:space="preserve">product_162</w:t>
+            </w:r>
+          </w:p>
+        </w:tc>
+        <w:tc>
+          <w:tcPr/>
+          <w:p>
+            <w:pPr>
+              <w:pStyle w:val="Compact"/>
+            </w:pPr>
+            <w:r>
+              <w:t xml:space="preserve">208</w:t>
+            </w:r>
+          </w:p>
+        </w:tc>
+        <w:tc>
+          <w:tcPr/>
+          <w:p>
+            <w:pPr>
+              <w:pStyle w:val="Compact"/>
+            </w:pPr>
+            <w:r>
+              <w:t xml:space="preserve">1</w:t>
+            </w:r>
+          </w:p>
+        </w:tc>
+        <w:tc>
+          <w:tcPr/>
+          <w:p>
+            <w:pPr>
+              <w:pStyle w:val="Compact"/>
+            </w:pPr>
+            <w:r>
+              <w:t xml:space="preserve">14 April only</w:t>
+            </w:r>
+          </w:p>
+        </w:tc>
+      </w:tr>
+      <w:tr>
+        <w:tc>
+          <w:tcPr/>
+          <w:p>
+            <w:pPr>
+              <w:pStyle w:val="Compact"/>
+            </w:pPr>
+            <w:r>
+              <w:rPr>
+                <w:rStyle w:val="VerbatimChar"/>
+              </w:rPr>
+              <w:t xml:space="preserve">product_182</w:t>
+            </w:r>
+          </w:p>
+        </w:tc>
+        <w:tc>
+          <w:tcPr/>
+          <w:p>
+            <w:pPr>
+              <w:pStyle w:val="Compact"/>
+            </w:pPr>
+            <w:r>
+              <w:t xml:space="preserve">1</w:t>
+            </w:r>
+          </w:p>
+        </w:tc>
+        <w:tc>
+          <w:tcPr/>
+          <w:p>
+            <w:pPr>
+              <w:pStyle w:val="Compact"/>
+            </w:pPr>
+            <w:r>
+              <w:t xml:space="preserve">1</w:t>
+            </w:r>
+          </w:p>
+        </w:tc>
+        <w:tc>
+          <w:tcPr/>
+          <w:p>
+            <w:pPr>
+              <w:pStyle w:val="Compact"/>
+            </w:pPr>
+            <w:r>
+              <w:t xml:space="preserve">2 April only (already below the D20 threshold)</w:t>
+            </w:r>
+          </w:p>
+        </w:tc>
+      </w:tr>
+    </w:tbl>
+    <w:p>
+      <w:pPr>
+        <w:pStyle w:val="Compact"/>
+        <w:numPr>
+          <w:ilvl w:val="0"/>
+          <w:numId w:val="1158"/>
+        </w:numPr>
+      </w:pPr>
+      <w:r>
+        <w:rPr>
+          <w:rStyle w:val="VerbatimChar"/>
+        </w:rPr>
+        <w:t xml:space="preserve">product_170</w:t>
+      </w:r>
+      <w:r>
+        <w:t xml:space="preserve"> </w:t>
+      </w:r>
+      <w:r>
+        <w:t xml:space="preserve">and</w:t>
+      </w:r>
+      <w:r>
+        <w:t xml:space="preserve"> </w:t>
+      </w:r>
+      <w:r>
+        <w:rPr>
+          <w:rStyle w:val="VerbatimChar"/>
+        </w:rPr>
+        <w:t xml:space="preserve">product_162</w:t>
+      </w:r>
+      <w:r>
+        <w:t xml:space="preserve"> </w:t>
+      </w:r>
+      <w:r>
+        <w:t xml:space="preserve">are</w:t>
+      </w:r>
+      <w:r>
+        <w:t xml:space="preserve"> </w:t>
+      </w:r>
+      <w:r>
+        <w:rPr>
+          <w:b/>
+          <w:bCs/>
+        </w:rPr>
+        <w:t xml:space="preserve">above the 100-pick threshold (D20)</w:t>
+      </w:r>
+      <w:r>
+        <w:t xml:space="preserve">, so without this flag they would be compared like regular products, based on one night each.</w:t>
+      </w:r>
+    </w:p>
+    <w:p>
+      <w:pPr>
+        <w:pStyle w:val="Compact"/>
+        <w:numPr>
+          <w:ilvl w:val="0"/>
+          <w:numId w:val="1158"/>
+        </w:numPr>
+      </w:pPr>
+      <w:r>
+        <w:t xml:space="preserve">Products picked every night for 20 days are not comparable with products picked on a single night. This applies the same principle as D11 (shifts matter, not just counts) and D20 (compare only with enough data).</w:t>
+      </w:r>
+    </w:p>
+    <w:p>
+      <w:pPr>
+        <w:pStyle w:val="FirstParagraph"/>
+      </w:pPr>
+      <w:r>
+        <w:rPr>
+          <w:b/>
+          <w:bCs/>
+        </w:rPr>
+        <w:t xml:space="preserve">Example:</w:t>
+      </w:r>
+      <w:r>
+        <w:t xml:space="preserve"> </w:t>
+      </w:r>
+      <w:r>
+        <w:rPr>
+          <w:rStyle w:val="VerbatimChar"/>
+        </w:rPr>
+        <w:t xml:space="preserve">product_170</w:t>
+      </w:r>
+      <w:r>
+        <w:t xml:space="preserve"> </w:t>
+      </w:r>
+      <w:r>
+        <w:t xml:space="preserve">has 223 picks, all on 19 April. If that night was unusual (e.g. a special delivery), its time per pick would reflect that one night, not the product.</w:t>
+      </w:r>
+    </w:p>
+    <w:p>
+      <w:pPr>
+        <w:pStyle w:val="BodyText"/>
+      </w:pPr>
+      <w:r>
+        <w:rPr>
+          <w:b/>
+          <w:bCs/>
+        </w:rPr>
+        <w:t xml:space="preserve">Alternatives rejected:</w:t>
+      </w:r>
+    </w:p>
+    <w:p>
+      <w:pPr>
+        <w:pStyle w:val="Compact"/>
+        <w:numPr>
+          <w:ilvl w:val="0"/>
+          <w:numId w:val="1159"/>
+        </w:numPr>
+      </w:pPr>
+      <w:r>
+        <w:rPr>
+          <w:i/>
+          <w:iCs/>
+        </w:rPr>
+        <w:t xml:space="preserve">Keep D21 unchanged (flag only the 5 new products):</w:t>
+      </w:r>
+      <w:r>
+        <w:t xml:space="preserve"> </w:t>
+      </w:r>
+      <w:r>
+        <w:t xml:space="preserve">would compare one-night products with regular products.</w:t>
+      </w:r>
+    </w:p>
+    <w:p>
+      <w:pPr>
+        <w:pStyle w:val="Compact"/>
+        <w:numPr>
+          <w:ilvl w:val="0"/>
+          <w:numId w:val="1159"/>
+        </w:numPr>
+      </w:pPr>
+      <w:r>
+        <w:rPr>
+          <w:i/>
+          <w:iCs/>
+        </w:rPr>
+        <w:t xml:space="preserve">Change the D20 threshold to</w:t>
+      </w:r>
+      <w:r>
+        <w:rPr>
+          <w:i/>
+          <w:iCs/>
+        </w:rPr>
+        <w:t xml:space="preserve"> </w:t>
+      </w:r>
+      <w:r>
+        <w:rPr>
+          <w:i/>
+          <w:iCs/>
+        </w:rPr>
+        <w:t xml:space="preserve">“100+ picks and at least X shifts”</w:t>
+      </w:r>
+      <w:r>
+        <w:rPr>
+          <w:i/>
+          <w:iCs/>
+        </w:rPr>
+        <w:t xml:space="preserve">:</w:t>
+      </w:r>
+      <w:r>
+        <w:t xml:space="preserve"> </w:t>
+      </w:r>
+      <w:r>
+        <w:t xml:space="preserve">the most general fix, but it reopens an earlier decision; a separate flag achieves the same result.</w:t>
+      </w:r>
+    </w:p>
+    <w:p>
+      <w:pPr>
+        <w:pStyle w:val="FirstParagraph"/>
+      </w:pPr>
+      <w:r>
+        <w:rPr>
+          <w:b/>
+          <w:bCs/>
+        </w:rPr>
+        <w:t xml:space="preserve">Impact:</w:t>
+      </w:r>
+      <w:r>
+        <w:t xml:space="preserve"> </w:t>
+      </w:r>
+      <w:r>
+        <w:t xml:space="preserve">cleaning adds an</w:t>
+      </w:r>
+      <w:r>
+        <w:t xml:space="preserve"> </w:t>
+      </w:r>
+      <w:r>
+        <w:rPr>
+          <w:rStyle w:val="VerbatimChar"/>
+        </w:rPr>
+        <w:t xml:space="preserve">is_one_shift_product</w:t>
+      </w:r>
+      <w:r>
+        <w:t xml:space="preserve"> </w:t>
+      </w:r>
+      <w:r>
+        <w:t xml:space="preserve">flag (3 products, 432 picks). Product-level comparisons exclude these products; totals include them.</w:t>
+      </w:r>
+    </w:p>
+    <w:p>
+      <w:pPr>
+        <w:pStyle w:val="BodyText"/>
+      </w:pPr>
+      <w:r>
+        <w:rPr>
+          <w:b/>
+          <w:bCs/>
+        </w:rPr>
+        <w:t xml:space="preserve">All decisions are complete (D1–D30).</w:t>
+      </w:r>
+      <w:r>
+        <w:t xml:space="preserve"> </w:t>
+      </w:r>
+      <w:r>
+        <w:t xml:space="preserve">D30 was added during cleaning.</w:t>
+      </w:r>
+    </w:p>
     <w:bookmarkEnd w:id="101"/>
-    <w:bookmarkStart w:id="102" w:name="open-questions"/>
+    <w:bookmarkEnd w:id="102"/>
+    <w:bookmarkStart w:id="103" w:name="open-questions"/>
     <w:p>
       <w:pPr>
         <w:pStyle w:val="Heading1"/>
@@ -27280,7 +27929,7 @@
         <w:pStyle w:val="Compact"/>
         <w:numPr>
           <w:ilvl w:val="0"/>
-          <w:numId w:val="1157"/>
+          <w:numId w:val="1160"/>
         </w:numPr>
       </w:pPr>
       <w:r>
@@ -27313,7 +27962,7 @@
         <w:pStyle w:val="Compact"/>
         <w:numPr>
           <w:ilvl w:val="0"/>
-          <w:numId w:val="1157"/>
+          <w:numId w:val="1160"/>
         </w:numPr>
       </w:pPr>
       <w:r>
@@ -27346,7 +27995,7 @@
         <w:pStyle w:val="Compact"/>
         <w:numPr>
           <w:ilvl w:val="0"/>
-          <w:numId w:val="1157"/>
+          <w:numId w:val="1160"/>
         </w:numPr>
       </w:pPr>
       <w:r>
@@ -27379,7 +28028,7 @@
         <w:pStyle w:val="Compact"/>
         <w:numPr>
           <w:ilvl w:val="0"/>
-          <w:numId w:val="1157"/>
+          <w:numId w:val="1160"/>
         </w:numPr>
       </w:pPr>
       <w:r>
@@ -27418,7 +28067,7 @@
         <w:pStyle w:val="Compact"/>
         <w:numPr>
           <w:ilvl w:val="0"/>
-          <w:numId w:val="1157"/>
+          <w:numId w:val="1160"/>
         </w:numPr>
       </w:pPr>
       <w:r>
@@ -27457,7 +28106,7 @@
         <w:pStyle w:val="Compact"/>
         <w:numPr>
           <w:ilvl w:val="0"/>
-          <w:numId w:val="1157"/>
+          <w:numId w:val="1160"/>
         </w:numPr>
       </w:pPr>
       <w:r>
@@ -27539,7 +28188,7 @@
         <w:t xml:space="preserve">Next step: decide these questions before cleaning.</w:t>
       </w:r>
     </w:p>
-    <w:bookmarkEnd w:id="102"/>
+    <w:bookmarkEnd w:id="103"/>
     <w:sectPr>
       <w:footnotePr>
         <w:numRestart w:val="eachSect"/>
@@ -28310,6 +28959,15 @@
     <w:abstractNumId w:val="991"/>
   </w:num>
   <w:num w:numId="1157">
+    <w:abstractNumId w:val="991"/>
+  </w:num>
+  <w:num w:numId="1158">
+    <w:abstractNumId w:val="991"/>
+  </w:num>
+  <w:num w:numId="1159">
+    <w:abstractNumId w:val="991"/>
+  </w:num>
+  <w:num w:numId="1160">
     <w:abstractNumId w:val="99411"/>
     <w:lvlOverride w:ilvl="0">
       <w:startOverride w:val="1"/>
